--- a/調査内容、実装予定内容.docx
+++ b/調査内容、実装予定内容.docx
@@ -1342,7 +1342,13 @@
         <w:rPr>
           <w:rFonts w:hint="eastAsia"/>
         </w:rPr>
-        <w:t>そのごランキングに登録できる画面に誘導</w:t>
+        <w:t>その後</w:t>
+      </w:r>
+      <w:r>
+        <w:rPr>
+          <w:rFonts w:hint="eastAsia"/>
+        </w:rPr>
+        <w:t>ランキングに登録できる画面に誘導</w:t>
       </w:r>
     </w:p>
     <w:sectPr>
